--- a/templates/plantillaPQR.docx
+++ b/templates/plantillaPQR.docx
@@ -5,6 +5,7 @@
     <w:p>
       <w:pPr>
         <w:spacing w:line="360" w:lineRule="auto"/>
+        <w:ind w:firstLine="708"/>
         <w:rPr>
           <w:rFonts w:ascii="Verdana" w:hAnsi="Verdana" w:cs="Helvetica-Light"/>
           <w:color w:val="404040" w:themeColor="text1" w:themeTint="BF"/>
@@ -25,6 +26,14 @@
           <w:color w:val="404040" w:themeColor="text1" w:themeTint="BF"/>
           <w:kern w:val="0"/>
         </w:rPr>
+        <w:t xml:space="preserve"> D.C.</w:t>
+      </w:r>
+      <w:r>
+        <w:rPr>
+          <w:rFonts w:ascii="Verdana" w:hAnsi="Verdana" w:cs="Helvetica-Light"/>
+          <w:color w:val="404040" w:themeColor="text1" w:themeTint="BF"/>
+          <w:kern w:val="0"/>
+        </w:rPr>
         <w:t>,</w:t>
       </w:r>
       <w:r>
@@ -33,25 +42,7 @@
           <w:color w:val="404040" w:themeColor="text1" w:themeTint="BF"/>
           <w:kern w:val="0"/>
         </w:rPr>
-        <w:t xml:space="preserve"> </w:t>
-      </w:r>
-      <w:proofErr w:type="gramStart"/>
-      <w:r>
-        <w:rPr>
-          <w:rFonts w:ascii="Verdana" w:hAnsi="Verdana" w:cs="Helvetica-Light"/>
-          <w:color w:val="404040" w:themeColor="text1" w:themeTint="BF"/>
-          <w:kern w:val="0"/>
-        </w:rPr>
-        <w:t>{{ FECHA</w:t>
-      </w:r>
-      <w:proofErr w:type="gramEnd"/>
-      <w:r>
-        <w:rPr>
-          <w:rFonts w:ascii="Verdana" w:hAnsi="Verdana" w:cs="Helvetica-Light"/>
-          <w:color w:val="404040" w:themeColor="text1" w:themeTint="BF"/>
-          <w:kern w:val="0"/>
-        </w:rPr>
-        <w:t xml:space="preserve"> }}</w:t>
+        <w:t xml:space="preserve"> {{ FECHA }}</w:t>
       </w:r>
     </w:p>
     <w:p>
@@ -77,6 +68,7 @@
           <w:szCs w:val="22"/>
         </w:rPr>
       </w:pPr>
+      <w:proofErr w:type="gramStart"/>
       <w:r>
         <w:rPr>
           <w:rFonts w:ascii="Verdana" w:hAnsi="Verdana"/>
@@ -86,7 +78,19 @@
           <w:sz w:val="22"/>
           <w:szCs w:val="22"/>
         </w:rPr>
-        <w:t>Señor</w:t>
+        <w:t>{{ TRATO</w:t>
+      </w:r>
+      <w:proofErr w:type="gramEnd"/>
+      <w:r>
+        <w:rPr>
+          <w:rFonts w:ascii="Verdana" w:hAnsi="Verdana"/>
+          <w:b/>
+          <w:bCs/>
+          <w:color w:val="404040" w:themeColor="text1" w:themeTint="BF"/>
+          <w:sz w:val="22"/>
+          <w:szCs w:val="22"/>
+        </w:rPr>
+        <w:t xml:space="preserve"> }}</w:t>
       </w:r>
     </w:p>
     <w:p>
@@ -100,6 +104,7 @@
           <w:szCs w:val="22"/>
         </w:rPr>
       </w:pPr>
+      <w:proofErr w:type="gramStart"/>
       <w:r>
         <w:rPr>
           <w:rFonts w:ascii="Verdana" w:hAnsi="Verdana"/>
@@ -107,7 +112,17 @@
           <w:sz w:val="22"/>
           <w:szCs w:val="22"/>
         </w:rPr>
-        <w:t>{{ NOMBRE }}</w:t>
+        <w:t>{{ NOMBRE</w:t>
+      </w:r>
+      <w:proofErr w:type="gramEnd"/>
+      <w:r>
+        <w:rPr>
+          <w:rFonts w:ascii="Verdana" w:hAnsi="Verdana"/>
+          <w:color w:val="404040" w:themeColor="text1" w:themeTint="BF"/>
+          <w:sz w:val="22"/>
+          <w:szCs w:val="22"/>
+        </w:rPr>
+        <w:t xml:space="preserve"> }}</w:t>
       </w:r>
     </w:p>
     <w:p>
@@ -121,6 +136,7 @@
           <w:szCs w:val="22"/>
         </w:rPr>
       </w:pPr>
+      <w:proofErr w:type="gramStart"/>
       <w:r>
         <w:rPr>
           <w:rFonts w:ascii="Verdana" w:hAnsi="Verdana"/>
@@ -128,7 +144,26 @@
           <w:sz w:val="22"/>
           <w:szCs w:val="22"/>
         </w:rPr>
-        <w:t>{{ CARGO }}</w:t>
+        <w:t xml:space="preserve">{{ </w:t>
+      </w:r>
+      <w:r>
+        <w:rPr>
+          <w:rFonts w:ascii="Verdana" w:hAnsi="Verdana"/>
+          <w:color w:val="404040" w:themeColor="text1" w:themeTint="BF"/>
+          <w:sz w:val="22"/>
+          <w:szCs w:val="22"/>
+        </w:rPr>
+        <w:t>CORREO</w:t>
+      </w:r>
+      <w:proofErr w:type="gramEnd"/>
+      <w:r>
+        <w:rPr>
+          <w:rFonts w:ascii="Verdana" w:hAnsi="Verdana"/>
+          <w:color w:val="404040" w:themeColor="text1" w:themeTint="BF"/>
+          <w:sz w:val="22"/>
+          <w:szCs w:val="22"/>
+        </w:rPr>
+        <w:t xml:space="preserve"> }}</w:t>
       </w:r>
     </w:p>
     <w:p>
@@ -142,15 +177,18 @@
           <w:szCs w:val="22"/>
         </w:rPr>
       </w:pPr>
-      <w:r>
+    </w:p>
+    <w:p>
+      <w:pPr>
+        <w:pStyle w:val="NormalWeb"/>
+        <w:spacing w:before="0" w:beforeAutospacing="0" w:after="0" w:afterAutospacing="0"/>
         <w:rPr>
           <w:rFonts w:ascii="Verdana" w:hAnsi="Verdana"/>
           <w:color w:val="404040" w:themeColor="text1" w:themeTint="BF"/>
           <w:sz w:val="22"/>
           <w:szCs w:val="22"/>
         </w:rPr>
-        <w:t>{{ EMPRESA }}</w:t>
-      </w:r>
+      </w:pPr>
     </w:p>
     <w:p>
       <w:pPr>
@@ -158,6 +196,8 @@
         <w:spacing w:before="0" w:beforeAutospacing="0" w:after="0" w:afterAutospacing="0"/>
         <w:rPr>
           <w:rFonts w:ascii="Verdana" w:hAnsi="Verdana"/>
+          <w:b/>
+          <w:bCs/>
           <w:color w:val="404040" w:themeColor="text1" w:themeTint="BF"/>
           <w:sz w:val="22"/>
           <w:szCs w:val="22"/>
@@ -166,11 +206,33 @@
       <w:r>
         <w:rPr>
           <w:rFonts w:ascii="Verdana" w:hAnsi="Verdana"/>
+          <w:b/>
+          <w:bCs/>
           <w:color w:val="404040" w:themeColor="text1" w:themeTint="BF"/>
           <w:sz w:val="22"/>
           <w:szCs w:val="22"/>
         </w:rPr>
-        <w:t>{{ CIUDAD }}</w:t>
+        <w:t xml:space="preserve">Asunto: </w:t>
+      </w:r>
+      <w:proofErr w:type="gramStart"/>
+      <w:r>
+        <w:rPr>
+          <w:rFonts w:ascii="Verdana" w:hAnsi="Verdana"/>
+          <w:color w:val="404040" w:themeColor="text1" w:themeTint="BF"/>
+          <w:sz w:val="22"/>
+          <w:szCs w:val="22"/>
+        </w:rPr>
+        <w:t>{{ ASUNTO</w:t>
+      </w:r>
+      <w:proofErr w:type="gramEnd"/>
+      <w:r>
+        <w:rPr>
+          <w:rFonts w:ascii="Verdana" w:hAnsi="Verdana"/>
+          <w:color w:val="404040" w:themeColor="text1" w:themeTint="BF"/>
+          <w:sz w:val="22"/>
+          <w:szCs w:val="22"/>
+        </w:rPr>
+        <w:t xml:space="preserve"> }}</w:t>
       </w:r>
     </w:p>
     <w:p>
@@ -179,6 +241,8 @@
         <w:spacing w:before="0" w:beforeAutospacing="0" w:after="0" w:afterAutospacing="0"/>
         <w:rPr>
           <w:rFonts w:ascii="Verdana" w:hAnsi="Verdana"/>
+          <w:b/>
+          <w:bCs/>
           <w:color w:val="404040" w:themeColor="text1" w:themeTint="BF"/>
           <w:sz w:val="22"/>
           <w:szCs w:val="22"/>
@@ -196,6 +260,35 @@
           <w:szCs w:val="22"/>
         </w:rPr>
       </w:pPr>
+      <w:proofErr w:type="gramStart"/>
+      <w:r>
+        <w:rPr>
+          <w:rFonts w:ascii="Verdana" w:hAnsi="Verdana"/>
+          <w:color w:val="404040" w:themeColor="text1" w:themeTint="BF"/>
+          <w:sz w:val="22"/>
+          <w:szCs w:val="22"/>
+        </w:rPr>
+        <w:t>{{ SALUDO</w:t>
+      </w:r>
+      <w:proofErr w:type="gramEnd"/>
+      <w:r>
+        <w:rPr>
+          <w:rFonts w:ascii="Verdana" w:hAnsi="Verdana"/>
+          <w:color w:val="404040" w:themeColor="text1" w:themeTint="BF"/>
+          <w:sz w:val="22"/>
+          <w:szCs w:val="22"/>
+        </w:rPr>
+        <w:t>_INICIAL }}</w:t>
+      </w:r>
+      <w:r>
+        <w:rPr>
+          <w:rFonts w:ascii="Verdana" w:hAnsi="Verdana"/>
+          <w:color w:val="404040" w:themeColor="text1" w:themeTint="BF"/>
+          <w:sz w:val="22"/>
+          <w:szCs w:val="22"/>
+        </w:rPr>
+        <w:t xml:space="preserve">, </w:t>
+      </w:r>
     </w:p>
     <w:p>
       <w:pPr>
@@ -210,229 +303,126 @@
           <w:szCs w:val="22"/>
         </w:rPr>
       </w:pPr>
-      <w:r>
+    </w:p>
+    <w:p>
+      <w:pPr>
+        <w:spacing w:line="240" w:lineRule="auto"/>
+        <w:jc w:val="both"/>
+        <w:rPr>
+          <w:rFonts w:ascii="Verdana" w:hAnsi="Verdana"/>
+          <w:color w:val="404040" w:themeColor="text1" w:themeTint="BF"/>
+        </w:rPr>
+      </w:pPr>
+      <w:proofErr w:type="gramStart"/>
+      <w:r>
+        <w:rPr>
+          <w:rFonts w:ascii="Verdana" w:hAnsi="Verdana"/>
+          <w:color w:val="404040" w:themeColor="text1" w:themeTint="BF"/>
+        </w:rPr>
+        <w:t>{{ CUERPO</w:t>
+      </w:r>
+      <w:proofErr w:type="gramEnd"/>
+      <w:r>
+        <w:rPr>
+          <w:rFonts w:ascii="Verdana" w:hAnsi="Verdana"/>
+          <w:color w:val="404040" w:themeColor="text1" w:themeTint="BF"/>
+        </w:rPr>
+        <w:t xml:space="preserve"> }}</w:t>
+      </w:r>
+    </w:p>
+    <w:p>
+      <w:pPr>
+        <w:spacing w:line="240" w:lineRule="auto"/>
+        <w:jc w:val="both"/>
+        <w:rPr>
+          <w:rFonts w:ascii="Verdana" w:hAnsi="Verdana"/>
+          <w:color w:val="404040" w:themeColor="text1" w:themeTint="BF"/>
+        </w:rPr>
+      </w:pPr>
+      <w:r>
+        <w:rPr>
+          <w:rFonts w:ascii="Verdana" w:hAnsi="Verdana"/>
+          <w:color w:val="404040" w:themeColor="text1" w:themeTint="BF"/>
+        </w:rPr>
+        <w:t>Atentamente,</w:t>
+      </w:r>
+    </w:p>
+    <w:p>
+      <w:pPr>
+        <w:spacing w:line="276" w:lineRule="auto"/>
+        <w:jc w:val="both"/>
+        <w:rPr>
+          <w:rFonts w:ascii="Verdana" w:hAnsi="Verdana"/>
+          <w:color w:val="404040" w:themeColor="text1" w:themeTint="BF"/>
+        </w:rPr>
+      </w:pPr>
+    </w:p>
+    <w:p>
+      <w:pPr>
+        <w:spacing w:after="0" w:line="276" w:lineRule="auto"/>
+        <w:jc w:val="center"/>
         <w:rPr>
           <w:rFonts w:ascii="Verdana" w:hAnsi="Verdana"/>
           <w:b/>
           <w:bCs/>
           <w:color w:val="404040" w:themeColor="text1" w:themeTint="BF"/>
-          <w:sz w:val="22"/>
-          <w:szCs w:val="22"/>
-        </w:rPr>
-        <w:t>Asunto: {{ ASUNTO }}</w:t>
+        </w:rPr>
+      </w:pPr>
+      <w:r>
+        <w:rPr>
+          <w:rFonts w:ascii="Verdana" w:hAnsi="Verdana"/>
+          <w:b/>
+          <w:bCs/>
+          <w:color w:val="404040" w:themeColor="text1" w:themeTint="BF"/>
+        </w:rPr>
+        <w:t>{{ FIRMANTE_NOMBRE }}</w:t>
       </w:r>
     </w:p>
     <w:p>
       <w:pPr>
+        <w:spacing w:after="0" w:line="276" w:lineRule="auto"/>
+        <w:jc w:val="center"/>
+        <w:rPr>
+          <w:rFonts w:ascii="Verdana" w:hAnsi="Verdana"/>
+          <w:color w:val="404040" w:themeColor="text1" w:themeTint="BF"/>
+        </w:rPr>
+      </w:pPr>
+      <w:r>
+        <w:rPr>
+          <w:rFonts w:ascii="Verdana" w:hAnsi="Verdana"/>
+          <w:color w:val="404040" w:themeColor="text1" w:themeTint="BF"/>
+        </w:rPr>
+        <w:t>{{ FIRMANTE_CARGO }}</w:t>
+      </w:r>
+    </w:p>
+    <w:p>
+      <w:pPr>
+        <w:spacing w:after="0" w:line="276" w:lineRule="auto"/>
+        <w:jc w:val="center"/>
+        <w:rPr>
+          <w:rFonts w:ascii="Helvetica" w:hAnsi="Helvetica"/>
+          <w:color w:val="404040" w:themeColor="text1" w:themeTint="BF"/>
+        </w:rPr>
+      </w:pPr>
+      <w:r>
+        <w:rPr>
+          <w:rFonts w:ascii="Verdana" w:hAnsi="Verdana"/>
+          <w:color w:val="404040" w:themeColor="text1" w:themeTint="BF"/>
+        </w:rPr>
+        <w:t>{{ FIRMANTE_AREA }}</w:t>
+      </w:r>
+    </w:p>
+    <w:p>
+      <w:pPr>
         <w:pStyle w:val="NormalWeb"/>
         <w:spacing w:before="0" w:beforeAutospacing="0" w:after="0" w:afterAutospacing="0"/>
         <w:rPr>
           <w:rFonts w:ascii="Verdana" w:hAnsi="Verdana"/>
-          <w:b/>
-          <w:bCs/>
-          <w:color w:val="404040" w:themeColor="text1" w:themeTint="BF"/>
-          <w:sz w:val="22"/>
-          <w:szCs w:val="22"/>
-        </w:rPr>
-      </w:pPr>
-    </w:p>
-    <w:p>
-      <w:pPr>
-        <w:pStyle w:val="NormalWeb"/>
-        <w:spacing w:before="0" w:beforeAutospacing="0" w:after="0" w:afterAutospacing="0"/>
-        <w:rPr>
-          <w:rFonts w:ascii="Verdana" w:hAnsi="Verdana"/>
-          <w:b/>
-          <w:bCs/>
-          <w:color w:val="404040" w:themeColor="text1" w:themeTint="BF"/>
-          <w:sz w:val="22"/>
-          <w:szCs w:val="22"/>
-        </w:rPr>
-      </w:pPr>
-    </w:p>
-    <w:p>
-      <w:pPr>
-        <w:spacing w:line="240" w:lineRule="auto"/>
-        <w:jc w:val="both"/>
-        <w:rPr>
-          <w:rFonts w:ascii="Verdana" w:hAnsi="Verdana"/>
-          <w:color w:val="404040" w:themeColor="text1" w:themeTint="BF"/>
-        </w:rPr>
-      </w:pPr>
-      <w:proofErr w:type="gramStart"/>
-      <w:r>
-        <w:rPr>
-          <w:rFonts w:ascii="Verdana" w:hAnsi="Verdana"/>
-          <w:color w:val="404040" w:themeColor="text1" w:themeTint="BF"/>
-        </w:rPr>
-        <w:t>{{ CUERPO</w:t>
-      </w:r>
-      <w:proofErr w:type="gramEnd"/>
-      <w:r>
-        <w:rPr>
-          <w:rFonts w:ascii="Verdana" w:hAnsi="Verdana"/>
-          <w:color w:val="404040" w:themeColor="text1" w:themeTint="BF"/>
-        </w:rPr>
-        <w:t xml:space="preserve"> }}</w:t>
-      </w:r>
-    </w:p>
-    <w:p>
-      <w:pPr>
-        <w:spacing w:line="240" w:lineRule="auto"/>
-        <w:jc w:val="both"/>
-        <w:rPr>
-          <w:rFonts w:ascii="Verdana" w:hAnsi="Verdana"/>
-          <w:color w:val="404040" w:themeColor="text1" w:themeTint="BF"/>
-        </w:rPr>
-      </w:pPr>
-      <w:r>
-        <w:rPr>
-          <w:rFonts w:ascii="Verdana" w:hAnsi="Verdana"/>
-          <w:color w:val="404040" w:themeColor="text1" w:themeTint="BF"/>
-        </w:rPr>
-        <w:t>Atentamente,</w:t>
-      </w:r>
-    </w:p>
-    <w:p>
-      <w:pPr>
-        <w:spacing w:line="276" w:lineRule="auto"/>
-        <w:jc w:val="both"/>
-        <w:rPr>
-          <w:rFonts w:ascii="Verdana" w:hAnsi="Verdana"/>
-          <w:color w:val="404040" w:themeColor="text1" w:themeTint="BF"/>
-        </w:rPr>
-      </w:pPr>
-    </w:p>
-    <w:p>
-      <w:pPr>
-        <w:spacing w:after="0" w:line="276" w:lineRule="auto"/>
-        <w:jc w:val="both"/>
-        <w:rPr>
-          <w:rFonts w:ascii="Verdana" w:hAnsi="Verdana"/>
-          <w:b/>
-          <w:bCs/>
-          <w:color w:val="404040" w:themeColor="text1" w:themeTint="BF"/>
-        </w:rPr>
-      </w:pPr>
-      <w:r>
-        <w:rPr>
-          <w:rFonts w:ascii="Verdana" w:hAnsi="Verdana"/>
-          <w:b/>
-          <w:bCs/>
-          <w:color w:val="404040" w:themeColor="text1" w:themeTint="BF"/>
-        </w:rPr>
-        <w:t>{{ FIRMANTE_NOMBRE }}</w:t>
-      </w:r>
-    </w:p>
-    <w:p>
-      <w:pPr>
-        <w:spacing w:after="0" w:line="276" w:lineRule="auto"/>
-        <w:jc w:val="both"/>
-        <w:rPr>
-          <w:rFonts w:ascii="Verdana" w:hAnsi="Verdana"/>
-          <w:color w:val="404040" w:themeColor="text1" w:themeTint="BF"/>
-        </w:rPr>
-      </w:pPr>
-      <w:r>
-        <w:rPr>
-          <w:rFonts w:ascii="Verdana" w:hAnsi="Verdana"/>
-          <w:color w:val="404040" w:themeColor="text1" w:themeTint="BF"/>
-        </w:rPr>
-        <w:t>{{ FIRMANTE_CARGO }}</w:t>
-      </w:r>
-    </w:p>
-    <w:p>
-      <w:pPr>
-        <w:spacing w:after="0" w:line="276" w:lineRule="auto"/>
-        <w:jc w:val="both"/>
-        <w:rPr>
-          <w:rFonts w:ascii="Helvetica" w:hAnsi="Helvetica"/>
-          <w:color w:val="404040" w:themeColor="text1" w:themeTint="BF"/>
-        </w:rPr>
-      </w:pPr>
-      <w:r>
-        <w:rPr>
-          <w:rFonts w:ascii="Verdana" w:hAnsi="Verdana"/>
-          <w:color w:val="404040" w:themeColor="text1" w:themeTint="BF"/>
-        </w:rPr>
-        <w:t>{{ FIRMANTE_AREA }}</w:t>
-      </w:r>
-    </w:p>
-    <w:p>
-      <w:pPr>
-        <w:pStyle w:val="NormalWeb"/>
-        <w:spacing w:before="0" w:beforeAutospacing="0" w:after="0" w:afterAutospacing="0"/>
-        <w:rPr>
-          <w:rFonts w:ascii="Verdana" w:hAnsi="Verdana"/>
           <w:color w:val="404040" w:themeColor="text1" w:themeTint="BF"/>
           <w:sz w:val="16"/>
           <w:szCs w:val="16"/>
         </w:rPr>
       </w:pPr>
-    </w:p>
-    <w:p>
-      <w:pPr>
-        <w:pStyle w:val="NormalWeb"/>
-        <w:spacing w:before="0" w:beforeAutospacing="0" w:after="0" w:afterAutospacing="0"/>
-        <w:rPr>
-          <w:rFonts w:ascii="Verdana" w:hAnsi="Verdana"/>
-          <w:color w:val="404040" w:themeColor="text1" w:themeTint="BF"/>
-          <w:sz w:val="16"/>
-          <w:szCs w:val="16"/>
-        </w:rPr>
-      </w:pPr>
-      <w:r>
-        <w:rPr>
-          <w:rFonts w:ascii="Verdana" w:hAnsi="Verdana"/>
-          <w:color w:val="404040" w:themeColor="text1" w:themeTint="BF"/>
-          <w:sz w:val="16"/>
-          <w:szCs w:val="16"/>
-        </w:rPr>
-        <w:t>Proyecto:</w:t>
-      </w:r>
-    </w:p>
-    <w:p>
-      <w:pPr>
-        <w:pStyle w:val="NormalWeb"/>
-        <w:spacing w:before="0" w:beforeAutospacing="0" w:after="0" w:afterAutospacing="0"/>
-        <w:rPr>
-          <w:rFonts w:ascii="Verdana" w:hAnsi="Verdana"/>
-          <w:color w:val="404040" w:themeColor="text1" w:themeTint="BF"/>
-          <w:sz w:val="16"/>
-          <w:szCs w:val="16"/>
-        </w:rPr>
-      </w:pPr>
-      <w:r>
-        <w:rPr>
-          <w:rFonts w:ascii="Verdana" w:hAnsi="Verdana"/>
-          <w:color w:val="404040" w:themeColor="text1" w:themeTint="BF"/>
-          <w:sz w:val="16"/>
-          <w:szCs w:val="16"/>
-        </w:rPr>
-        <w:t>Reviso:</w:t>
-      </w:r>
-    </w:p>
-    <w:p>
-      <w:pPr>
-        <w:rPr>
-          <w:color w:val="3B3838" w:themeColor="background2" w:themeShade="40"/>
-        </w:rPr>
-      </w:pPr>
-      <w:r>
-        <w:rPr>
-          <w:rFonts w:ascii="Verdana" w:hAnsi="Verdana"/>
-          <w:color w:val="404040" w:themeColor="text1" w:themeTint="BF"/>
-          <w:sz w:val="16"/>
-          <w:szCs w:val="16"/>
-        </w:rPr>
-        <w:t>Anexos:</w:t>
-      </w:r>
-      <w:r>
-        <w:rPr>
-          <w:color w:val="3B3838" w:themeColor="background2" w:themeShade="40"/>
-        </w:rPr>
-        <w:t xml:space="preserve"> </w:t>
-      </w:r>
     </w:p>
     <w:sectPr>
       <w:headerReference w:type="default" r:id="rId11"/>
@@ -590,13 +580,13 @@
             </wp:anchor>
           </w:drawing>
         </mc:Choice>
-        <mc:Fallback xmlns:w16du="http://schemas.microsoft.com/office/word/2023/wordml/word16du" xmlns:oel="http://schemas.microsoft.com/office/2019/extlst">
+        <mc:Fallback>
           <w:pict>
             <v:shapetype w14:anchorId="447F649F" id="_x0000_t202" coordsize="21600,21600" o:spt="202" path="m,l,21600r21600,l21600,xe">
               <v:stroke joinstyle="miter"/>
               <v:path gradientshapeok="t" o:connecttype="rect"/>
             </v:shapetype>
-            <v:shape id="Cuadro de texto 2" o:spid="_x0000_s1026" type="#_x0000_t202" style="position:absolute;left:0;text-align:left;margin-left:26.2pt;margin-top:687.6pt;width:77.4pt;height:35.4pt;z-index:251658240;visibility:visible;mso-wrap-style:square;mso-width-percent:0;mso-height-percent:0;mso-wrap-distance-left:9pt;mso-wrap-distance-top:3.6pt;mso-wrap-distance-right:9pt;mso-wrap-distance-bottom:3.6pt;mso-position-horizontal:right;mso-position-horizontal-relative:margin;mso-position-vertical:absolute;mso-position-vertical-relative:page;mso-width-percent:0;mso-height-percent:0;mso-width-relative:margin;mso-height-relative:margin;v-text-anchor:top" o:gfxdata="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" stroked="f">
+            <v:shape id="Cuadro de texto 2" o:spid="_x0000_s1026" type="#_x0000_t202" style="position:absolute;left:0;text-align:left;margin-left:26.2pt;margin-top:687.6pt;width:77.4pt;height:35.4pt;z-index:251658240;visibility:visible;mso-wrap-style:square;mso-width-percent:0;mso-height-percent:0;mso-wrap-distance-left:9pt;mso-wrap-distance-top:3.6pt;mso-wrap-distance-right:9pt;mso-wrap-distance-bottom:3.6pt;mso-position-horizontal:right;mso-position-horizontal-relative:margin;mso-position-vertical:absolute;mso-position-vertical-relative:page;mso-width-percent:0;mso-height-percent:0;mso-width-relative:margin;mso-height-relative:margin;v-text-anchor:top" o:gfxdata="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" stroked="f">
               <v:textbox>
                 <w:txbxContent>
                   <w:p>
@@ -811,9 +801,9 @@
             </wp:anchor>
           </w:drawing>
         </mc:Choice>
-        <mc:Fallback xmlns:w16du="http://schemas.microsoft.com/office/word/2023/wordml/word16du" xmlns:oel="http://schemas.microsoft.com/office/2019/extlst">
+        <mc:Fallback>
           <w:pict>
-            <v:shape w14:anchorId="74ECFE85" id="_x0000_s1027" type="#_x0000_t202" style="position:absolute;left:0;text-align:left;margin-left:-8.25pt;margin-top:-78.4pt;width:387pt;height:69.75pt;z-index:251669504;visibility:visible;mso-wrap-style:square;mso-width-percent:0;mso-wrap-distance-left:9pt;mso-wrap-distance-top:0;mso-wrap-distance-right:9pt;mso-wrap-distance-bottom:0;mso-position-horizontal:absolute;mso-position-horizontal-relative:text;mso-position-vertical:absolute;mso-position-vertical-relative:text;mso-width-percent:0;mso-width-relative:margin;v-text-anchor:top" o:gfxdata="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" stroked="f">
+            <v:shape w14:anchorId="74ECFE85" id="_x0000_s1027" type="#_x0000_t202" style="position:absolute;left:0;text-align:left;margin-left:-8.25pt;margin-top:-78.4pt;width:387pt;height:69.75pt;z-index:251669504;visibility:visible;mso-wrap-style:square;mso-width-percent:0;mso-wrap-distance-left:9pt;mso-wrap-distance-top:0;mso-wrap-distance-right:9pt;mso-wrap-distance-bottom:0;mso-position-horizontal:absolute;mso-position-horizontal-relative:text;mso-position-vertical:absolute;mso-position-vertical-relative:text;mso-width-percent:0;mso-width-relative:margin;v-text-anchor:top" o:gfxdata="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" stroked="f">
               <v:textbox>
                 <w:txbxContent>
                   <w:p>
@@ -1727,7 +1717,6 @@
     <w:name w:val="Normal (Web)"/>
     <w:basedOn w:val="Normal"/>
     <w:uiPriority w:val="99"/>
-    <w:semiHidden/>
     <w:unhideWhenUsed/>
     <w:rsid w:val="00BB6717"/>
     <w:pPr>
@@ -2041,12 +2030,7 @@
 </file>
 
 <file path=customXml/item1.xml><?xml version="1.0" encoding="utf-8"?>
-<?mso-contentType ?>
-<FormTemplates xmlns="http://schemas.microsoft.com/sharepoint/v3/contenttype/forms">
-  <Display>DocumentLibraryForm</Display>
-  <Edit>DocumentLibraryForm</Edit>
-  <New>DocumentLibraryForm</New>
-</FormTemplates>
+<b:Sources xmlns:b="http://schemas.openxmlformats.org/officeDocument/2006/bibliography" xmlns="http://schemas.openxmlformats.org/officeDocument/2006/bibliography" SelectedStyle="\APASixthEditionOfficeOnline.xsl" StyleName="APA" Version="6"/>
 </file>
 
 <file path=customXml/item2.xml><?xml version="1.0" encoding="utf-8"?>
@@ -2311,7 +2295,12 @@
 </file>
 
 <file path=customXml/item3.xml><?xml version="1.0" encoding="utf-8"?>
-<b:Sources xmlns:b="http://schemas.openxmlformats.org/officeDocument/2006/bibliography" xmlns="http://schemas.openxmlformats.org/officeDocument/2006/bibliography" SelectedStyle="\APASixthEditionOfficeOnline.xsl" StyleName="APA" Version="6"/>
+<?mso-contentType ?>
+<FormTemplates xmlns="http://schemas.microsoft.com/sharepoint/v3/contenttype/forms">
+  <Display>DocumentLibraryForm</Display>
+  <Edit>DocumentLibraryForm</Edit>
+  <New>DocumentLibraryForm</New>
+</FormTemplates>
 </file>
 
 <file path=customXml/item4.xml><?xml version="1.0" encoding="utf-8"?>
@@ -2327,9 +2316,9 @@
 </file>
 
 <file path=customXml/itemProps1.xml><?xml version="1.0" encoding="utf-8"?>
-<ds:datastoreItem xmlns:ds="http://schemas.openxmlformats.org/officeDocument/2006/customXml" ds:itemID="{C2675349-6C4A-4073-AAFB-6D18948EC539}">
+<ds:datastoreItem xmlns:ds="http://schemas.openxmlformats.org/officeDocument/2006/customXml" ds:itemID="{B1CE4809-0D27-4E3C-905D-CD9293E63E16}">
   <ds:schemaRefs>
-    <ds:schemaRef ds:uri="http://schemas.microsoft.com/sharepoint/v3/contenttype/forms"/>
+    <ds:schemaRef ds:uri="http://schemas.openxmlformats.org/officeDocument/2006/bibliography"/>
   </ds:schemaRefs>
 </ds:datastoreItem>
 </file>
@@ -2354,9 +2343,9 @@
 </file>
 
 <file path=customXml/itemProps3.xml><?xml version="1.0" encoding="utf-8"?>
-<ds:datastoreItem xmlns:ds="http://schemas.openxmlformats.org/officeDocument/2006/customXml" ds:itemID="{B1CE4809-0D27-4E3C-905D-CD9293E63E16}">
+<ds:datastoreItem xmlns:ds="http://schemas.openxmlformats.org/officeDocument/2006/customXml" ds:itemID="{C2675349-6C4A-4073-AAFB-6D18948EC539}">
   <ds:schemaRefs>
-    <ds:schemaRef ds:uri="http://schemas.openxmlformats.org/officeDocument/2006/bibliography"/>
+    <ds:schemaRef ds:uri="http://schemas.microsoft.com/sharepoint/v3/contenttype/forms"/>
   </ds:schemaRefs>
 </ds:datastoreItem>
 </file>
